--- a/output/docx/en/BUFRCREX_TableB_en_40.docx
+++ b/output/docx/en/BUFRCREX_TableB_en_40.docx
@@ -11049,7 +11049,7 @@
                 <w:rFonts w:ascii="Verdana" w:hAnsi="Verdana"/>
                 <w:sz w:val="16"/>
               </w:rPr>
-              <w:t xml:space="preserve">Code table </w:t>
+              <w:t>Code table</w:t>
             </w:r>
           </w:p>
         </w:tc>
@@ -13709,7 +13709,7 @@
                 <w:b w:val="0"/>
                 <w:sz w:val="16"/>
               </w:rPr>
-              <w:t>Note 114: Piece-wise linear regression cube is a first-guess optimal estimation method.</w:t>
+              <w:t>Note B114: Piece-wise linear regression cube is a first-guess optimal estimation method.</w:t>
             </w:r>
           </w:p>
         </w:tc>
